--- a/output/投研舆情晨报_2026-09-28.docx
+++ b/output/投研舆情晨报_2026-09-28.docx
@@ -19,7 +19,7 @@
           <w:color w:val="8A939E"/>
           <w:sz w:val="18"/>
         </w:rPr>
-        <w:t>覆盖 6 家媒体 · 入库 16,300 条 · 去重后 1,366 条 · 识别热点 35 个</w:t>
+        <w:t>覆盖 6 家媒体 · 入库 16,107 条 · 去重后 1,645 条 · 识别热点 49 个</w:t>
       </w:r>
     </w:p>
     <w:p>
@@ -126,7 +126,69 @@
           </w:tcPr>
           <w:p>
             <w:r>
-              <w:t>0.749</w:t>
+              <w:t>0.792</w:t>
+            </w:r>
+          </w:p>
+        </w:tc>
+        <w:tc>
+          <w:tcPr>
+            <w:tcW w:type="dxa" w:w="1440"/>
+          </w:tcPr>
+          <w:p>
+            <w:r>
+              <w:t>爆点</w:t>
+            </w:r>
+          </w:p>
+        </w:tc>
+        <w:tc>
+          <w:tcPr>
+            <w:tcW w:type="dxa" w:w="1440"/>
+          </w:tcPr>
+          <w:p>
+            <w:r>
+              <w:t>综合</w:t>
+            </w:r>
+          </w:p>
+        </w:tc>
+        <w:tc>
+          <w:tcPr>
+            <w:tcW w:type="dxa" w:w="1440"/>
+          </w:tcPr>
+          <w:p>
+            <w:r>
+              <w:t>AI“包场”数贸会：王兴兴谈机器人攻克毫米级误差 安全厂商开</w:t>
+            </w:r>
+          </w:p>
+        </w:tc>
+        <w:tc>
+          <w:tcPr>
+            <w:tcW w:type="dxa" w:w="1440"/>
+          </w:tcPr>
+          <w:p>
+            <w:r>
+              <w:t>7/3</w:t>
+            </w:r>
+          </w:p>
+        </w:tc>
+      </w:tr>
+      <w:tr>
+        <w:tc>
+          <w:tcPr>
+            <w:tcW w:type="dxa" w:w="1440"/>
+          </w:tcPr>
+          <w:p>
+            <w:r>
+              <w:t>2</w:t>
+            </w:r>
+          </w:p>
+        </w:tc>
+        <w:tc>
+          <w:tcPr>
+            <w:tcW w:type="dxa" w:w="1440"/>
+          </w:tcPr>
+          <w:p>
+            <w:r>
+              <w:t>0.788</w:t>
             </w:r>
           </w:p>
         </w:tc>
@@ -166,7 +228,7 @@
           </w:tcPr>
           <w:p>
             <w:r>
-              <w:t>9/3</w:t>
+              <w:t>11/3</w:t>
             </w:r>
           </w:p>
         </w:tc>
@@ -178,7 +240,7 @@
           </w:tcPr>
           <w:p>
             <w:r>
-              <w:t>2</w:t>
+              <w:t>3</w:t>
             </w:r>
           </w:p>
         </w:tc>
@@ -188,7 +250,7 @@
           </w:tcPr>
           <w:p>
             <w:r>
-              <w:t>0.720</w:t>
+              <w:t>0.727</w:t>
             </w:r>
           </w:p>
         </w:tc>
@@ -208,7 +270,7 @@
           </w:tcPr>
           <w:p>
             <w:r>
-              <w:t>交运物流</w:t>
+              <w:t>金融市场</w:t>
             </w:r>
           </w:p>
         </w:tc>
@@ -218,7 +280,7 @@
           </w:tcPr>
           <w:p>
             <w:r>
-              <w:t>返程高峰日预计有76.8万人次坐火车抵京 多条地铁27日延长</w:t>
+              <w:t>香港恒生指数开盘涨0.18%，报24554.58点；恒生科技</w:t>
             </w:r>
           </w:p>
         </w:tc>
@@ -240,7 +302,7 @@
           </w:tcPr>
           <w:p>
             <w:r>
-              <w:t>3</w:t>
+              <w:t>4</w:t>
             </w:r>
           </w:p>
         </w:tc>
@@ -250,7 +312,7 @@
           </w:tcPr>
           <w:p>
             <w:r>
-              <w:t>0.673</w:t>
+              <w:t>0.712</w:t>
             </w:r>
           </w:p>
         </w:tc>
@@ -261,68 +323,6 @@
           <w:p>
             <w:r>
               <w:t>爆点</w:t>
-            </w:r>
-          </w:p>
-        </w:tc>
-        <w:tc>
-          <w:tcPr>
-            <w:tcW w:type="dxa" w:w="1440"/>
-          </w:tcPr>
-          <w:p>
-            <w:r>
-              <w:t>综合</w:t>
-            </w:r>
-          </w:p>
-        </w:tc>
-        <w:tc>
-          <w:tcPr>
-            <w:tcW w:type="dxa" w:w="1440"/>
-          </w:tcPr>
-          <w:p>
-            <w:r>
-              <w:t>AI“包场”数贸会：王兴兴谈机器人攻克毫米级误差 安全厂商开</w:t>
-            </w:r>
-          </w:p>
-        </w:tc>
-        <w:tc>
-          <w:tcPr>
-            <w:tcW w:type="dxa" w:w="1440"/>
-          </w:tcPr>
-          <w:p>
-            <w:r>
-              <w:t>8/2</w:t>
-            </w:r>
-          </w:p>
-        </w:tc>
-      </w:tr>
-      <w:tr>
-        <w:tc>
-          <w:tcPr>
-            <w:tcW w:type="dxa" w:w="1440"/>
-          </w:tcPr>
-          <w:p>
-            <w:r>
-              <w:t>4</w:t>
-            </w:r>
-          </w:p>
-        </w:tc>
-        <w:tc>
-          <w:tcPr>
-            <w:tcW w:type="dxa" w:w="1440"/>
-          </w:tcPr>
-          <w:p>
-            <w:r>
-              <w:t>0.664</w:t>
-            </w:r>
-          </w:p>
-        </w:tc>
-        <w:tc>
-          <w:tcPr>
-            <w:tcW w:type="dxa" w:w="1440"/>
-          </w:tcPr>
-          <w:p>
-            <w:r>
-              <w:t>高热</w:t>
             </w:r>
           </w:p>
         </w:tc>
@@ -374,7 +374,255 @@
           </w:tcPr>
           <w:p>
             <w:r>
-              <w:t>0.632</w:t>
+              <w:t>0.702</w:t>
+            </w:r>
+          </w:p>
+        </w:tc>
+        <w:tc>
+          <w:tcPr>
+            <w:tcW w:type="dxa" w:w="1440"/>
+          </w:tcPr>
+          <w:p>
+            <w:r>
+              <w:t>高热</w:t>
+            </w:r>
+          </w:p>
+        </w:tc>
+        <w:tc>
+          <w:tcPr>
+            <w:tcW w:type="dxa" w:w="1440"/>
+          </w:tcPr>
+          <w:p>
+            <w:r>
+              <w:t>国际市场</w:t>
+            </w:r>
+          </w:p>
+        </w:tc>
+        <w:tc>
+          <w:tcPr>
+            <w:tcW w:type="dxa" w:w="1440"/>
+          </w:tcPr>
+          <w:p>
+            <w:r>
+              <w:t>现货黄金日内跌幅达3.5%，报4135.14美元/盎司。 黄</w:t>
+            </w:r>
+          </w:p>
+        </w:tc>
+        <w:tc>
+          <w:tcPr>
+            <w:tcW w:type="dxa" w:w="1440"/>
+          </w:tcPr>
+          <w:p>
+            <w:r>
+              <w:t>7/3</w:t>
+            </w:r>
+          </w:p>
+        </w:tc>
+      </w:tr>
+      <w:tr>
+        <w:tc>
+          <w:tcPr>
+            <w:tcW w:type="dxa" w:w="1440"/>
+          </w:tcPr>
+          <w:p>
+            <w:r>
+              <w:t>6</w:t>
+            </w:r>
+          </w:p>
+        </w:tc>
+        <w:tc>
+          <w:tcPr>
+            <w:tcW w:type="dxa" w:w="1440"/>
+          </w:tcPr>
+          <w:p>
+            <w:r>
+              <w:t>0.694</w:t>
+            </w:r>
+          </w:p>
+        </w:tc>
+        <w:tc>
+          <w:tcPr>
+            <w:tcW w:type="dxa" w:w="1440"/>
+          </w:tcPr>
+          <w:p>
+            <w:r>
+              <w:t>高热</w:t>
+            </w:r>
+          </w:p>
+        </w:tc>
+        <w:tc>
+          <w:tcPr>
+            <w:tcW w:type="dxa" w:w="1440"/>
+          </w:tcPr>
+          <w:p>
+            <w:r>
+              <w:t>汽车出行</w:t>
+            </w:r>
+          </w:p>
+        </w:tc>
+        <w:tc>
+          <w:tcPr>
+            <w:tcW w:type="dxa" w:w="1440"/>
+          </w:tcPr>
+          <w:p>
+            <w:r>
+              <w:t>特朗普政府拟放宽汽车燃油经济性标准，2031年目标降至约34</w:t>
+            </w:r>
+          </w:p>
+        </w:tc>
+        <w:tc>
+          <w:tcPr>
+            <w:tcW w:type="dxa" w:w="1440"/>
+          </w:tcPr>
+          <w:p>
+            <w:r>
+              <w:t>5/2</w:t>
+            </w:r>
+          </w:p>
+        </w:tc>
+      </w:tr>
+      <w:tr>
+        <w:tc>
+          <w:tcPr>
+            <w:tcW w:type="dxa" w:w="1440"/>
+          </w:tcPr>
+          <w:p>
+            <w:r>
+              <w:t>7</w:t>
+            </w:r>
+          </w:p>
+        </w:tc>
+        <w:tc>
+          <w:tcPr>
+            <w:tcW w:type="dxa" w:w="1440"/>
+          </w:tcPr>
+          <w:p>
+            <w:r>
+              <w:t>0.680</w:t>
+            </w:r>
+          </w:p>
+        </w:tc>
+        <w:tc>
+          <w:tcPr>
+            <w:tcW w:type="dxa" w:w="1440"/>
+          </w:tcPr>
+          <w:p>
+            <w:r>
+              <w:t>高热</w:t>
+            </w:r>
+          </w:p>
+        </w:tc>
+        <w:tc>
+          <w:tcPr>
+            <w:tcW w:type="dxa" w:w="1440"/>
+          </w:tcPr>
+          <w:p>
+            <w:r>
+              <w:t>综合</w:t>
+            </w:r>
+          </w:p>
+        </w:tc>
+        <w:tc>
+          <w:tcPr>
+            <w:tcW w:type="dxa" w:w="1440"/>
+          </w:tcPr>
+          <w:p>
+            <w:r>
+              <w:t>京港高铁雄商段开通运营 河南商丘至北京行程缩短近1小时</w:t>
+            </w:r>
+          </w:p>
+        </w:tc>
+        <w:tc>
+          <w:tcPr>
+            <w:tcW w:type="dxa" w:w="1440"/>
+          </w:tcPr>
+          <w:p>
+            <w:r>
+              <w:t>7/2</w:t>
+            </w:r>
+          </w:p>
+        </w:tc>
+      </w:tr>
+      <w:tr>
+        <w:tc>
+          <w:tcPr>
+            <w:tcW w:type="dxa" w:w="1440"/>
+          </w:tcPr>
+          <w:p>
+            <w:r>
+              <w:t>8</w:t>
+            </w:r>
+          </w:p>
+        </w:tc>
+        <w:tc>
+          <w:tcPr>
+            <w:tcW w:type="dxa" w:w="1440"/>
+          </w:tcPr>
+          <w:p>
+            <w:r>
+              <w:t>0.673</w:t>
+            </w:r>
+          </w:p>
+        </w:tc>
+        <w:tc>
+          <w:tcPr>
+            <w:tcW w:type="dxa" w:w="1440"/>
+          </w:tcPr>
+          <w:p>
+            <w:r>
+              <w:t>高热</w:t>
+            </w:r>
+          </w:p>
+        </w:tc>
+        <w:tc>
+          <w:tcPr>
+            <w:tcW w:type="dxa" w:w="1440"/>
+          </w:tcPr>
+          <w:p>
+            <w:r>
+              <w:t>半导体</w:t>
+            </w:r>
+          </w:p>
+        </w:tc>
+        <w:tc>
+          <w:tcPr>
+            <w:tcW w:type="dxa" w:w="1440"/>
+          </w:tcPr>
+          <w:p>
+            <w:r>
+              <w:t>汇绿生态：拟3.09亿元投建钧恒科技研发生产基地项目 新增年</w:t>
+            </w:r>
+          </w:p>
+        </w:tc>
+        <w:tc>
+          <w:tcPr>
+            <w:tcW w:type="dxa" w:w="1440"/>
+          </w:tcPr>
+          <w:p>
+            <w:r>
+              <w:t>5/2</w:t>
+            </w:r>
+          </w:p>
+        </w:tc>
+      </w:tr>
+      <w:tr>
+        <w:tc>
+          <w:tcPr>
+            <w:tcW w:type="dxa" w:w="1440"/>
+          </w:tcPr>
+          <w:p>
+            <w:r>
+              <w:t>9</w:t>
+            </w:r>
+          </w:p>
+        </w:tc>
+        <w:tc>
+          <w:tcPr>
+            <w:tcW w:type="dxa" w:w="1440"/>
+          </w:tcPr>
+          <w:p>
+            <w:r>
+              <w:t>0.673</w:t>
             </w:r>
           </w:p>
         </w:tc>
@@ -414,255 +662,7 @@
           </w:tcPr>
           <w:p>
             <w:r>
-              <w:t>5/3</w:t>
-            </w:r>
-          </w:p>
-        </w:tc>
-      </w:tr>
-      <w:tr>
-        <w:tc>
-          <w:tcPr>
-            <w:tcW w:type="dxa" w:w="1440"/>
-          </w:tcPr>
-          <w:p>
-            <w:r>
-              <w:t>6</w:t>
-            </w:r>
-          </w:p>
-        </w:tc>
-        <w:tc>
-          <w:tcPr>
-            <w:tcW w:type="dxa" w:w="1440"/>
-          </w:tcPr>
-          <w:p>
-            <w:r>
-              <w:t>0.590</w:t>
-            </w:r>
-          </w:p>
-        </w:tc>
-        <w:tc>
-          <w:tcPr>
-            <w:tcW w:type="dxa" w:w="1440"/>
-          </w:tcPr>
-          <w:p>
-            <w:r>
-              <w:t>高热</w:t>
-            </w:r>
-          </w:p>
-        </w:tc>
-        <w:tc>
-          <w:tcPr>
-            <w:tcW w:type="dxa" w:w="1440"/>
-          </w:tcPr>
-          <w:p>
-            <w:r>
-              <w:t>金融市场</w:t>
-            </w:r>
-          </w:p>
-        </w:tc>
-        <w:tc>
-          <w:tcPr>
-            <w:tcW w:type="dxa" w:w="1440"/>
-          </w:tcPr>
-          <w:p>
-            <w:r>
-              <w:t>香港恒生指数开盘涨0.18%，报24554.58点；恒生科技</w:t>
-            </w:r>
-          </w:p>
-        </w:tc>
-        <w:tc>
-          <w:tcPr>
-            <w:tcW w:type="dxa" w:w="1440"/>
-          </w:tcPr>
-          <w:p>
-            <w:r>
-              <w:t>4/3</w:t>
-            </w:r>
-          </w:p>
-        </w:tc>
-      </w:tr>
-      <w:tr>
-        <w:tc>
-          <w:tcPr>
-            <w:tcW w:type="dxa" w:w="1440"/>
-          </w:tcPr>
-          <w:p>
-            <w:r>
-              <w:t>7</w:t>
-            </w:r>
-          </w:p>
-        </w:tc>
-        <w:tc>
-          <w:tcPr>
-            <w:tcW w:type="dxa" w:w="1440"/>
-          </w:tcPr>
-          <w:p>
-            <w:r>
-              <w:t>0.543</w:t>
-            </w:r>
-          </w:p>
-        </w:tc>
-        <w:tc>
-          <w:tcPr>
-            <w:tcW w:type="dxa" w:w="1440"/>
-          </w:tcPr>
-          <w:p>
-            <w:r>
-              <w:t>高热</w:t>
-            </w:r>
-          </w:p>
-        </w:tc>
-        <w:tc>
-          <w:tcPr>
-            <w:tcW w:type="dxa" w:w="1440"/>
-          </w:tcPr>
-          <w:p>
-            <w:r>
-              <w:t>综合</w:t>
-            </w:r>
-          </w:p>
-        </w:tc>
-        <w:tc>
-          <w:tcPr>
-            <w:tcW w:type="dxa" w:w="1440"/>
-          </w:tcPr>
-          <w:p>
-            <w:r>
-              <w:t>特朗普：已批准旨在终结电动车强制令的新燃油经济性标准</w:t>
-            </w:r>
-          </w:p>
-        </w:tc>
-        <w:tc>
-          <w:tcPr>
-            <w:tcW w:type="dxa" w:w="1440"/>
-          </w:tcPr>
-          <w:p>
-            <w:r>
-              <w:t>4/2</w:t>
-            </w:r>
-          </w:p>
-        </w:tc>
-      </w:tr>
-      <w:tr>
-        <w:tc>
-          <w:tcPr>
-            <w:tcW w:type="dxa" w:w="1440"/>
-          </w:tcPr>
-          <w:p>
-            <w:r>
-              <w:t>8</w:t>
-            </w:r>
-          </w:p>
-        </w:tc>
-        <w:tc>
-          <w:tcPr>
-            <w:tcW w:type="dxa" w:w="1440"/>
-          </w:tcPr>
-          <w:p>
-            <w:r>
-              <w:t>0.540</w:t>
-            </w:r>
-          </w:p>
-        </w:tc>
-        <w:tc>
-          <w:tcPr>
-            <w:tcW w:type="dxa" w:w="1440"/>
-          </w:tcPr>
-          <w:p>
-            <w:r>
-              <w:t>高热</w:t>
-            </w:r>
-          </w:p>
-        </w:tc>
-        <w:tc>
-          <w:tcPr>
-            <w:tcW w:type="dxa" w:w="1440"/>
-          </w:tcPr>
-          <w:p>
-            <w:r>
-              <w:t>综合</w:t>
-            </w:r>
-          </w:p>
-        </w:tc>
-        <w:tc>
-          <w:tcPr>
-            <w:tcW w:type="dxa" w:w="1440"/>
-          </w:tcPr>
-          <w:p>
-            <w:r>
-              <w:t>自然资源部与中国气象局联合发布橙色地质灾害气象风险预警</w:t>
-            </w:r>
-          </w:p>
-        </w:tc>
-        <w:tc>
-          <w:tcPr>
-            <w:tcW w:type="dxa" w:w="1440"/>
-          </w:tcPr>
-          <w:p>
-            <w:r>
-              <w:t>3/2</w:t>
-            </w:r>
-          </w:p>
-        </w:tc>
-      </w:tr>
-      <w:tr>
-        <w:tc>
-          <w:tcPr>
-            <w:tcW w:type="dxa" w:w="1440"/>
-          </w:tcPr>
-          <w:p>
-            <w:r>
-              <w:t>9</w:t>
-            </w:r>
-          </w:p>
-        </w:tc>
-        <w:tc>
-          <w:tcPr>
-            <w:tcW w:type="dxa" w:w="1440"/>
-          </w:tcPr>
-          <w:p>
-            <w:r>
-              <w:t>0.538</w:t>
-            </w:r>
-          </w:p>
-        </w:tc>
-        <w:tc>
-          <w:tcPr>
-            <w:tcW w:type="dxa" w:w="1440"/>
-          </w:tcPr>
-          <w:p>
-            <w:r>
-              <w:t>高热</w:t>
-            </w:r>
-          </w:p>
-        </w:tc>
-        <w:tc>
-          <w:tcPr>
-            <w:tcW w:type="dxa" w:w="1440"/>
-          </w:tcPr>
-          <w:p>
-            <w:r>
-              <w:t>国际市场</w:t>
-            </w:r>
-          </w:p>
-        </w:tc>
-        <w:tc>
-          <w:tcPr>
-            <w:tcW w:type="dxa" w:w="1440"/>
-          </w:tcPr>
-          <w:p>
-            <w:r>
-              <w:t>人民币兑美元中间价报6.7399，上调90点；上一交易日中间</w:t>
-            </w:r>
-          </w:p>
-        </w:tc>
-        <w:tc>
-          <w:tcPr>
-            <w:tcW w:type="dxa" w:w="1440"/>
-          </w:tcPr>
-          <w:p>
-            <w:r>
-              <w:t>3/3</w:t>
+              <w:t>6/3</w:t>
             </w:r>
           </w:p>
         </w:tc>
@@ -684,7 +684,7 @@
           </w:tcPr>
           <w:p>
             <w:r>
-              <w:t>0.520</w:t>
+              <w:t>0.655</w:t>
             </w:r>
           </w:p>
         </w:tc>
@@ -704,7 +704,7 @@
           </w:tcPr>
           <w:p>
             <w:r>
-              <w:t>半导体</w:t>
+              <w:t>宏观政策</w:t>
             </w:r>
           </w:p>
         </w:tc>
@@ -714,7 +714,7 @@
           </w:tcPr>
           <w:p>
             <w:r>
-              <w:t>汇绿生态：拟3.09亿元投建钧恒科技研发生产基地项目 新增年</w:t>
+              <w:t>美国10年期收益率上升5个基点至5.21%，2年期收益率上升</w:t>
             </w:r>
           </w:p>
         </w:tc>
@@ -724,7 +724,7 @@
           </w:tcPr>
           <w:p>
             <w:r>
-              <w:t>4/2</w:t>
+              <w:t>7/2</w:t>
             </w:r>
           </w:p>
         </w:tc>
@@ -746,7 +746,7 @@
         <w:pStyle w:val="Heading2"/>
       </w:pPr>
       <w:r>
-        <w:t>国家统计局：1—8月份电子行业利润同比增长1.1倍 对全部规模以上工业企业利润增长的贡献</w:t>
+        <w:t>AI“包场”数贸会：王兴兴谈机器人攻克毫米级误差 安全厂商开始“以AI制AI”</w:t>
       </w:r>
     </w:p>
     <w:p>
@@ -755,7 +755,7 @@
           <w:color w:val="8A939E"/>
           <w:sz w:val="18"/>
         </w:rPr>
-        <w:t>热度 0.749（爆点）· 9 篇 / 3 家媒体 · 宏观政策</w:t>
+        <w:t>热度 0.792（爆点）· 7 篇 / 3 家媒体 · 综合</w:t>
       </w:r>
     </w:p>
     <w:p>
@@ -767,7 +767,7 @@
         <w:t>事件概述：</w:t>
       </w:r>
       <w:r>
-        <w:t>「国家统计局：1—8月份电子行业利润同比增长1.1倍 对全部规模以上工业企业利润增长的贡献率达62」由 9 篇报道聚合而成，覆盖 3 家媒体，热度 0.749（爆点），所属板块类目：宏观政策。</w:t>
+        <w:t>「AI“包场”数贸会：王兴兴谈机器人攻克毫米级误差 安全厂商开始“以AI制AI”」由 7 篇报道聚合而成，覆盖 3 家媒体，热度 0.792（爆点），所属板块类目：综合。</w:t>
       </w:r>
     </w:p>
     <w:p>
@@ -779,7 +779,81 @@
         <w:t>关键信息：</w:t>
       </w:r>
       <w:r>
-        <w:t>国家统计局：1—8月份电子行业利润同比增长1.1倍 对全部规模以上工业企业利润增；国家统计局：1—8月份全国规模以上工业企业利润增长15.7%；国家统计局：电子行业对利润增长拉动明显</w:t>
+        <w:t>AI“包场”数贸会：王兴兴谈机器人攻克毫米级误差 安全厂商开始“以AI制AI”；从制造到贸易，数贸会见证AI加速融入产业与创新；遇见AI未来链接全球商机 第五届数贸会在杭州闭幕</w:t>
+      </w:r>
+    </w:p>
+    <w:p>
+      <w:r>
+        <w:rPr>
+          <w:b/>
+          <w:color w:val="16324F"/>
+        </w:rPr>
+        <w:t>市场影响：</w:t>
+      </w:r>
+      <w:r>
+        <w:t>关联板块代码：BK1408、BK0800。（LLM 不可用，未生成研判，以上为检索与统计事实）</w:t>
+      </w:r>
+    </w:p>
+    <w:p>
+      <w:r>
+        <w:rPr>
+          <w:b/>
+          <w:color w:val="16324F"/>
+        </w:rPr>
+        <w:t>关注要点：</w:t>
+      </w:r>
+      <w:r>
+        <w:t>建议人工复核该事件的后续进展与板块联动。</w:t>
+      </w:r>
+    </w:p>
+    <w:p>
+      <w:r>
+        <w:rPr>
+          <w:color w:val="8A939E"/>
+          <w:sz w:val="17"/>
+        </w:rPr>
+        <w:t>引用：[1]AI“包场”数贸会：王兴兴谈机器人攻克毫米级误差 安 / [2]从制造到贸易，数贸会见证AI加速融入产业与创新 / [3]遇见AI未来链接全球商机 第五届数贸会在杭州闭幕 / [4]突破百万台在即，机器人细分赛道，高歌猛进！12股获融</w:t>
+      </w:r>
+    </w:p>
+    <w:p>
+      <w:pPr>
+        <w:pStyle w:val="Heading2"/>
+      </w:pPr>
+      <w:r>
+        <w:t>国家统计局：1—8月份电子行业利润同比增长1.1倍 对全部规模以上工业企业利润增长的贡献</w:t>
+      </w:r>
+    </w:p>
+    <w:p>
+      <w:r>
+        <w:rPr>
+          <w:color w:val="8A939E"/>
+          <w:sz w:val="18"/>
+        </w:rPr>
+        <w:t>热度 0.788（爆点）· 11 篇 / 3 家媒体 · 宏观政策</w:t>
+      </w:r>
+    </w:p>
+    <w:p>
+      <w:r>
+        <w:rPr>
+          <w:b/>
+          <w:color w:val="16324F"/>
+        </w:rPr>
+        <w:t>事件概述：</w:t>
+      </w:r>
+      <w:r>
+        <w:t>「国家统计局：1—8月份电子行业利润同比增长1.1倍 对全部规模以上工业企业利润增长的贡献率达62」由 11 篇报道聚合而成，覆盖 3 家媒体，热度 0.788（爆点），所属板块类目：宏观政策。</w:t>
+      </w:r>
+    </w:p>
+    <w:p>
+      <w:r>
+        <w:rPr>
+          <w:b/>
+          <w:color w:val="16324F"/>
+        </w:rPr>
+        <w:t>关键信息：</w:t>
+      </w:r>
+      <w:r>
+        <w:t>国家统计局：1—8月份电子行业利润同比增长1.1倍 对全部规模以上工业企业利润增；前8月电子行业对规上工业企业利润贡献率达62.0%，凭什么？；国家统计局：1—8月份全国规模以上工业企业利润增长15.7%</w:t>
       </w:r>
     </w:p>
     <w:p>
@@ -812,7 +886,7 @@
           <w:color w:val="8A939E"/>
           <w:sz w:val="17"/>
         </w:rPr>
-        <w:t>引用：[1]国家统计局：1—8月份电子行业利润同比增长1.1倍  / [2]国家统计局：1—8月份全国规模以上工业企业利润增长1 / [3]国家统计局：电子行业对利润增长拉动明显 / [4]国家统计局：1—8月份规模以上原材料制造业利润同比增</w:t>
+        <w:t>引用：[1]国家统计局：1—8月份电子行业利润同比增长1.1倍  / [2]前8月电子行业对规上工业企业利润贡献率达62.0%， / [3]国家统计局：1—8月份全国规模以上工业企业利润增长1 / [4]国家统计局：电子行业对利润增长拉动明显</w:t>
       </w:r>
     </w:p>
     <w:p>
@@ -820,7 +894,7 @@
         <w:pStyle w:val="Heading2"/>
       </w:pPr>
       <w:r>
-        <w:t>返程高峰日预计有76.8万人次坐火车抵京 多条地铁27日延长运营至凌晨2点</w:t>
+        <w:t>香港恒生指数开盘涨0.18%，报24554.58点；恒生科技指数涨0.29%。腾</w:t>
       </w:r>
     </w:p>
     <w:p>
@@ -829,7 +903,7 @@
           <w:color w:val="8A939E"/>
           <w:sz w:val="18"/>
         </w:rPr>
-        <w:t>热度 0.720（爆点）· 8 篇 / 3 家媒体 · 交运物流</w:t>
+        <w:t>热度 0.727（爆点）· 8 篇 / 3 家媒体 · 金融市场</w:t>
       </w:r>
     </w:p>
     <w:p>
@@ -841,7 +915,7 @@
         <w:t>事件概述：</w:t>
       </w:r>
       <w:r>
-        <w:t>「返程高峰日预计有76.8万人次坐火车抵京 多条地铁27日延长运营至凌晨2点」由 8 篇报道聚合而成，覆盖 3 家媒体，热度 0.72（爆点），所属板块类目：交运物流。</w:t>
+        <w:t>「香港恒生指数开盘涨0.18%，报24554.58点；恒生科技指数涨0.29%。腾」由 8 篇报道聚合而成，覆盖 3 家媒体，热度 0.727（爆点），所属板块类目：金融市场。</w:t>
       </w:r>
     </w:p>
     <w:p>
@@ -853,7 +927,7 @@
         <w:t>关键信息：</w:t>
       </w:r>
       <w:r>
-        <w:t>返程高峰日预计有76.8万人次坐火车抵京 多条地铁27日延长运营至凌晨2点；中国铁路迎来中秋假期返程客流高峰；全国铁路迎来中秋假期返程客流高峰 9月27日预计发送旅客1686万人次</w:t>
+        <w:t>香港恒生指数开盘涨0.18%，报24554.58点；恒生科技指数涨0.29%。腾；港股开盘：恒生指数高开0.18% 恒生科技指数高开0.29%；香港恒生指数上涨1%。</w:t>
       </w:r>
     </w:p>
     <w:p>
@@ -886,81 +960,7 @@
           <w:color w:val="8A939E"/>
           <w:sz w:val="17"/>
         </w:rPr>
-        <w:t>引用：[1]返程高峰日预计有76.8万人次坐火车抵京 多条地铁2 / [2]中国铁路迎来中秋假期返程客流高峰 / [3]全国铁路迎来中秋假期返程客流高峰 9月27日预计发送 / [4]长三角铁路迎来返程高峰，预计今日发送旅客332万人次</w:t>
-      </w:r>
-    </w:p>
-    <w:p>
-      <w:pPr>
-        <w:pStyle w:val="Heading2"/>
-      </w:pPr>
-      <w:r>
-        <w:t>AI“包场”数贸会：王兴兴谈机器人攻克毫米级误差 安全厂商开始“以AI制AI”</w:t>
-      </w:r>
-    </w:p>
-    <w:p>
-      <w:r>
-        <w:rPr>
-          <w:color w:val="8A939E"/>
-          <w:sz w:val="18"/>
-        </w:rPr>
-        <w:t>热度 0.673（爆点）· 8 篇 / 2 家媒体 · 综合</w:t>
-      </w:r>
-    </w:p>
-    <w:p>
-      <w:r>
-        <w:rPr>
-          <w:b/>
-          <w:color w:val="16324F"/>
-        </w:rPr>
-        <w:t>事件概述：</w:t>
-      </w:r>
-      <w:r>
-        <w:t>「AI“包场”数贸会：王兴兴谈机器人攻克毫米级误差 安全厂商开始“以AI制AI”」由 8 篇报道聚合而成，覆盖 2 家媒体，热度 0.673（爆点），所属板块类目：综合。</w:t>
-      </w:r>
-    </w:p>
-    <w:p>
-      <w:r>
-        <w:rPr>
-          <w:b/>
-          <w:color w:val="16324F"/>
-        </w:rPr>
-        <w:t>关键信息：</w:t>
-      </w:r>
-      <w:r>
-        <w:t>AI“包场”数贸会：王兴兴谈机器人攻克毫米级误差 安全厂商开始“以AI制AI”；遇见AI未来链接全球商机 第五届数贸会在杭州闭幕；突破百万台在即，机器人细分赛道，高歌猛进！12股获融资客加仓</w:t>
-      </w:r>
-    </w:p>
-    <w:p>
-      <w:r>
-        <w:rPr>
-          <w:b/>
-          <w:color w:val="16324F"/>
-        </w:rPr>
-        <w:t>市场影响：</w:t>
-      </w:r>
-      <w:r>
-        <w:t>关联板块代码：BK1408、BK0800。（LLM 不可用，未生成研判，以上为检索与统计事实）</w:t>
-      </w:r>
-    </w:p>
-    <w:p>
-      <w:r>
-        <w:rPr>
-          <w:b/>
-          <w:color w:val="16324F"/>
-        </w:rPr>
-        <w:t>关注要点：</w:t>
-      </w:r>
-      <w:r>
-        <w:t>建议人工复核该事件的后续进展与板块联动。</w:t>
-      </w:r>
-    </w:p>
-    <w:p>
-      <w:r>
-        <w:rPr>
-          <w:color w:val="8A939E"/>
-          <w:sz w:val="17"/>
-        </w:rPr>
-        <w:t>引用：[1]AI“包场”数贸会：王兴兴谈机器人攻克毫米级误差 安 / [2]遇见AI未来链接全球商机 第五届数贸会在杭州闭幕 / [3]突破百万台在即，机器人细分赛道，高歌猛进！12股获融 / [4]深圳龙岗：以改革探路，打造AI“超级试验场”</w:t>
+        <w:t>引用：[1]香港恒生指数开盘涨0.18%，报24554.58点； / [2]港股开盘：恒生指数高开0.18% 恒生科技指数高开0 / [3]香港恒生指数上涨1%。 / [4]港股午评：恒指涨0.64% 科指跌0.54% 石油股</w:t>
       </w:r>
     </w:p>
     <w:p>
@@ -977,7 +977,7 @@
           <w:color w:val="8A939E"/>
           <w:sz w:val="18"/>
         </w:rPr>
-        <w:t>热度 0.664（高热）· 6 篇 / 2 家媒体 · 综合</w:t>
+        <w:t>热度 0.712（爆点）· 6 篇 / 2 家媒体 · 综合</w:t>
       </w:r>
     </w:p>
     <w:p>
@@ -989,7 +989,7 @@
         <w:t>事件概述：</w:t>
       </w:r>
       <w:r>
-        <w:t>「新股提示：联亚药业、北交所南方乳业今日申购」由 6 篇报道聚合而成，覆盖 2 家媒体，热度 0.664（高热），所属板块类目：综合。</w:t>
+        <w:t>「新股提示：联亚药业、北交所南方乳业今日申购」由 6 篇报道聚合而成，覆盖 2 家媒体，热度 0.712（爆点），所属板块类目：综合。</w:t>
       </w:r>
     </w:p>
     <w:p>
@@ -1042,7 +1042,7 @@
         <w:pStyle w:val="Heading2"/>
       </w:pPr>
       <w:r>
-        <w:t>上证指数开盘报3878.41点，跌0.26%。 深证成指开盘报13265.79点</w:t>
+        <w:t>现货黄金日内跌幅达3.5%，报4135.14美元/盎司。 黄金技术面全面承压，跌</w:t>
       </w:r>
     </w:p>
     <w:p>
@@ -1051,7 +1051,7 @@
           <w:color w:val="8A939E"/>
           <w:sz w:val="18"/>
         </w:rPr>
-        <w:t>热度 0.632（高热）· 5 篇 / 3 家媒体 · 金融市场</w:t>
+        <w:t>热度 0.702（高热）· 7 篇 / 3 家媒体 · 国际市场</w:t>
       </w:r>
     </w:p>
     <w:p>
@@ -1063,7 +1063,7 @@
         <w:t>事件概述：</w:t>
       </w:r>
       <w:r>
-        <w:t>「上证指数开盘报3878.41点，跌0.26%。 深证成指开盘报13265.79点」由 5 篇报道聚合而成，覆盖 3 家媒体，热度 0.632（高热），所属板块类目：金融市场。</w:t>
+        <w:t>「现货黄金日内跌幅达3.5%，报4135.14美元/盎司。 黄金技术面全面承压，跌」由 7 篇报道聚合而成，覆盖 3 家媒体，热度 0.702（高热），所属板块类目：国际市场。</w:t>
       </w:r>
     </w:p>
     <w:p>
@@ -1075,7 +1075,7 @@
         <w:t>关键信息：</w:t>
       </w:r>
       <w:r>
-        <w:t>上证指数开盘报3878.41点，跌0.26%。 深证成指开盘报13265.79点；创业板指跌1%；牛市早报｜中美达成八点成果共识</w:t>
+        <w:t>现货黄金日内跌幅达3.5%，报4135.14美元/盎司。 黄金技术面全面承压，跌；现货黄金日内跌幅扩大至4% 报4110.92美元/盎司；纽约金日内跌幅达4.0%，报4147.37美元/盎司；现货白银日内跌幅达5.5%</w:t>
       </w:r>
     </w:p>
     <w:p>
@@ -1087,7 +1087,7 @@
         <w:t>市场影响：</w:t>
       </w:r>
       <w:r>
-        <w:t>关联板块代码：本簇未携带板块标签。（LLM 不可用，未生成研判，以上为检索与统计事实）</w:t>
+        <w:t>关联板块代码：BK1616、BK0547、BK0732、BK1617。（LLM 不可用，未生成研判，以上为检索与统计事实）</w:t>
       </w:r>
     </w:p>
     <w:p>
@@ -1108,7 +1108,7 @@
           <w:color w:val="8A939E"/>
           <w:sz w:val="17"/>
         </w:rPr>
-        <w:t>引用：[1]上证指数开盘报3878.41点，跌0.26%。 深证 / [2]创业板指跌1% / [3]牛市早报｜中美达成八点成果共识 / [4]十大机构看后市：当前A股市场已经进入了情绪面的修复期</w:t>
+        <w:t>引用：[1]现货黄金日内跌幅达3.5%，报4135.14美元/盎 / [2]现货黄金日内跌幅扩大至4% 报4110.92美元/盎 / [3]纽约金日内跌幅达4.0%，报4147.37美元/盎司 / [4]黄金概念震荡下挫 山东黄金跌超9%</w:t>
       </w:r>
     </w:p>
     <w:p>
@@ -1127,7 +1127,7 @@
         <w:pStyle w:val="ListBullet"/>
       </w:pPr>
       <w:r>
-        <w:t>采集：6 家媒体公开接口，累计入库 16,300 条</w:t>
+        <w:t>采集：6 家媒体公开接口，累计入库 16,107 条</w:t>
       </w:r>
     </w:p>
     <w:p>
@@ -1135,7 +1135,7 @@
         <w:pStyle w:val="ListBullet"/>
       </w:pPr>
       <w:r>
-        <w:t>三层去重：1,633 → 1,366 条（精确150/SimHash8/语义109）</w:t>
+        <w:t>三层去重：1,908 → 1,645 条（精确133/SimHash6/语义124）</w:t>
       </w:r>
     </w:p>
     <w:p>
